--- a/docs/S03_LP2_Equipo05_CalisayaHelio.docx
+++ b/docs/S03_LP2_Equipo05_CalisayaHelio.docx
@@ -340,14 +340,27 @@
               </w:rPr>
               <w:t xml:space="preserve">Repositorio GitHub: </w:t>
             </w:r>
+            <w:hyperlink r:id="rId6" w:history="1">
+              <w:r>
+                <w:rPr>
+                  <w:rStyle w:val="Hipervnculo"/>
+                  <w:rFonts w:ascii="Arial" w:hAnsi="Arial"/>
+                  <w:b/>
+                  <w:sz w:val="18"/>
+                  <w:lang w:val="es-PE"/>
+                </w:rPr>
+                <w:t>https://github.com/helionelio900-hub/SysProyec_Acopus.git</w:t>
+              </w:r>
+            </w:hyperlink>
             <w:r>
               <w:rPr>
                 <w:rFonts w:ascii="Arial" w:hAnsi="Arial"/>
-                <w:color w:val="2D3748"/>
+                <w:b/>
+                <w:color w:val="1A365D"/>
                 <w:sz w:val="18"/>
                 <w:lang w:val="es-PE"/>
               </w:rPr>
-              <w:t>https://github.com/262ciclo4/bomerp</w:t>
+              <w:t xml:space="preserve"> </w:t>
             </w:r>
             <w:r>
               <w:rPr>
@@ -603,7 +616,7 @@
                           <pic:cNvPicPr/>
                         </pic:nvPicPr>
                         <pic:blipFill>
-                          <a:blip r:embed="rId6"/>
+                          <a:blip r:embed="rId7"/>
                           <a:stretch>
                             <a:fillRect/>
                           </a:stretch>
@@ -895,7 +908,7 @@
                           <pic:cNvPicPr/>
                         </pic:nvPicPr>
                         <pic:blipFill>
-                          <a:blip r:embed="rId7"/>
+                          <a:blip r:embed="rId8"/>
                           <a:stretch>
                             <a:fillRect/>
                           </a:stretch>
@@ -1311,7 +1324,7 @@
                           <pic:cNvPicPr/>
                         </pic:nvPicPr>
                         <pic:blipFill>
-                          <a:blip r:embed="rId8"/>
+                          <a:blip r:embed="rId9"/>
                           <a:stretch>
                             <a:fillRect/>
                           </a:stretch>
@@ -1592,7 +1605,7 @@
                           <pic:cNvPicPr/>
                         </pic:nvPicPr>
                         <pic:blipFill>
-                          <a:blip r:embed="rId9"/>
+                          <a:blip r:embed="rId10"/>
                           <a:stretch>
                             <a:fillRect/>
                           </a:stretch>
@@ -1773,7 +1786,7 @@
                           <pic:cNvPicPr/>
                         </pic:nvPicPr>
                         <pic:blipFill>
-                          <a:blip r:embed="rId10"/>
+                          <a:blip r:embed="rId11"/>
                           <a:stretch>
                             <a:fillRect/>
                           </a:stretch>
@@ -2056,7 +2069,7 @@
                           <pic:cNvPicPr/>
                         </pic:nvPicPr>
                         <pic:blipFill>
-                          <a:blip r:embed="rId11"/>
+                          <a:blip r:embed="rId12"/>
                           <a:stretch>
                             <a:fillRect/>
                           </a:stretch>
@@ -2281,7 +2294,7 @@
                           <pic:cNvPicPr/>
                         </pic:nvPicPr>
                         <pic:blipFill>
-                          <a:blip r:embed="rId12"/>
+                          <a:blip r:embed="rId13"/>
                           <a:stretch>
                             <a:fillRect/>
                           </a:stretch>
@@ -14829,6 +14842,29 @@
       </w:tcPr>
     </w:tblStylePr>
   </w:style>
+  <w:style w:type="character" w:styleId="Hipervnculo">
+    <w:name w:val="Hyperlink"/>
+    <w:basedOn w:val="Fuentedeprrafopredeter"/>
+    <w:uiPriority w:val="99"/>
+    <w:unhideWhenUsed/>
+    <w:rsid w:val="003020E5"/>
+    <w:rPr>
+      <w:color w:val="0000FF" w:themeColor="hyperlink"/>
+      <w:u w:val="single"/>
+    </w:rPr>
+  </w:style>
+  <w:style w:type="character" w:styleId="Mencinsinresolver">
+    <w:name w:val="Unresolved Mention"/>
+    <w:basedOn w:val="Fuentedeprrafopredeter"/>
+    <w:uiPriority w:val="99"/>
+    <w:semiHidden/>
+    <w:unhideWhenUsed/>
+    <w:rsid w:val="003020E5"/>
+    <w:rPr>
+      <w:color w:val="605E5C"/>
+      <w:shd w:val="clear" w:color="auto" w:fill="E1DFDD"/>
+    </w:rPr>
+  </w:style>
 </w:styles>
 </file>
 
